--- a/SWDQ_Lab5.docx
+++ b/SWDQ_Lab5.docx
@@ -157,7 +157,7 @@
             <v:path o:extrusionok="f" gradientshapeok="t" o:connecttype="rect"/>
             <o:lock v:ext="edit" aspectratio="t"/>
           </v:shapetype>
-          <v:shape id="_x0000_i1030" type="#_x0000_t75" style="width:115.2pt;height:69.1pt;visibility:visible">
+          <v:shape id="_x0000_i1025" type="#_x0000_t75" style="width:115.2pt;height:69.1pt;visibility:visible">
             <v:imagedata r:id="rId8" o:title=""/>
           </v:shape>
         </w:pict>
@@ -1408,7 +1408,7 @@
       </w:pPr>
       <w:r>
         <w:pict w14:anchorId="764E5E43">
-          <v:shape id="_x0000_i1122" type="#_x0000_t75" style="width:451pt;height:496.5pt">
+          <v:shape id="_x0000_i1026" type="#_x0000_t75" style="width:451pt;height:496.5pt">
             <v:imagedata r:id="rId9" o:title="Screenshot From 2025-12-06 16-20-30"/>
           </v:shape>
         </w:pict>
@@ -1458,7 +1458,7 @@
       </w:pPr>
       <w:r>
         <w:pict w14:anchorId="0FB09C2A">
-          <v:shape id="_x0000_i1123" type="#_x0000_t75" style="width:451pt;height:496.5pt">
+          <v:shape id="_x0000_i1027" type="#_x0000_t75" style="width:451pt;height:496.5pt">
             <v:imagedata r:id="rId10" o:title="Screenshot From 2025-12-06 16-21-16"/>
           </v:shape>
         </w:pict>
@@ -1507,7 +1507,7 @@
       </w:pPr>
       <w:r>
         <w:pict w14:anchorId="7F52F9F9">
-          <v:shape id="_x0000_i1124" type="#_x0000_t75" style="width:451pt;height:496.5pt">
+          <v:shape id="_x0000_i1028" type="#_x0000_t75" style="width:451pt;height:496.5pt">
             <v:imagedata r:id="rId11" o:title="Screenshot From 2025-12-06 16-22-40"/>
           </v:shape>
         </w:pict>
@@ -1545,7 +1545,7 @@
       <w:r>
         <w:lastRenderedPageBreak/>
         <w:pict w14:anchorId="1BD9075F">
-          <v:shape id="_x0000_i1125" type="#_x0000_t75" style="width:451pt;height:496.5pt">
+          <v:shape id="_x0000_i1029" type="#_x0000_t75" style="width:451pt;height:496.5pt">
             <v:imagedata r:id="rId12" o:title="Screenshot From 2025-12-06 16-24-51"/>
           </v:shape>
         </w:pict>
@@ -1583,7 +1583,7 @@
       <w:r>
         <w:lastRenderedPageBreak/>
         <w:pict w14:anchorId="700E299C">
-          <v:shape id="_x0000_i1126" type="#_x0000_t75" style="width:451pt;height:496.5pt">
+          <v:shape id="_x0000_i1030" type="#_x0000_t75" style="width:451pt;height:496.5pt">
             <v:imagedata r:id="rId13" o:title="Screenshot From 2025-12-06 16-25-15"/>
           </v:shape>
         </w:pict>
@@ -1629,7 +1629,7 @@
       <w:r>
         <w:lastRenderedPageBreak/>
         <w:pict w14:anchorId="34C29311">
-          <v:shape id="_x0000_i1127" type="#_x0000_t75" style="width:451pt;height:496.5pt">
+          <v:shape id="_x0000_i1031" type="#_x0000_t75" style="width:451pt;height:496.5pt">
             <v:imagedata r:id="rId14" o:title="Screenshot From 2025-12-06 16-26-05"/>
           </v:shape>
         </w:pict>
@@ -1688,7 +1688,7 @@
           <w:lang w:val="en" w:eastAsia="en-IE"/>
         </w:rPr>
         <w:pict w14:anchorId="6859ADCD">
-          <v:shape id="_x0000_i1128" type="#_x0000_t75" style="width:451pt;height:496.5pt">
+          <v:shape id="_x0000_i1032" type="#_x0000_t75" style="width:451pt;height:496.5pt">
             <v:imagedata r:id="rId15" o:title="Screenshot From 2025-12-06 16-27-35"/>
           </v:shape>
         </w:pict>
@@ -1726,7 +1726,7 @@
       <w:r>
         <w:lastRenderedPageBreak/>
         <w:pict w14:anchorId="10F3E98E">
-          <v:shape id="_x0000_i1129" type="#_x0000_t75" style="width:451pt;height:496.5pt">
+          <v:shape id="_x0000_i1033" type="#_x0000_t75" style="width:451pt;height:496.5pt">
             <v:imagedata r:id="rId16" o:title="Screenshot From 2025-12-06 16-28-34"/>
           </v:shape>
         </w:pict>
@@ -1760,10 +1760,29 @@
       <w:pPr>
         <w:pStyle w:val="Heading1"/>
       </w:pPr>
+      <w:r>
+        <w:t>Task 3</w:t>
+      </w:r>
+    </w:p>
+    <w:p>
+      <w:pPr>
+        <w:rPr>
+          <w:lang w:val="en" w:eastAsia="en-IE"/>
+        </w:rPr>
+      </w:pPr>
+      <w:hyperlink r:id="rId17" w:history="1">
+        <w:r>
+          <w:rPr>
+            <w:rStyle w:val="Hyperlink"/>
+            <w:lang w:val="en" w:eastAsia="en-IE"/>
+          </w:rPr>
+          <w:t>https://github.com/JO-GHub/SWDQ_Lab5</w:t>
+        </w:r>
+      </w:hyperlink>
     </w:p>
     <w:sectPr>
-      <w:headerReference w:type="default" r:id="rId17"/>
-      <w:footerReference w:type="default" r:id="rId18"/>
+      <w:headerReference w:type="default" r:id="rId18"/>
+      <w:footerReference w:type="default" r:id="rId19"/>
       <w:pgSz w:w="11906" w:h="16838"/>
       <w:pgMar w:top="1440" w:right="1440" w:bottom="1440" w:left="1440" w:header="708" w:footer="708" w:gutter="0"/>
       <w:cols w:space="708"/>
@@ -1813,7 +1832,7 @@
     </w:pPr>
     <w:r>
       <w:pict w14:anchorId="712A4CB0">
-        <v:rect id="_x0000_i1026" style="width:0;height:1.5pt" o:hralign="center" o:hrstd="t" o:hr="t" fillcolor="#a0a0a0" stroked="f"/>
+        <v:rect id="_x0000_i1035" style="width:0;height:1.5pt" o:hralign="center" o:hrstd="t" o:hr="t" fillcolor="#a0a0a0" stroked="f"/>
       </w:pict>
     </w:r>
   </w:p>
@@ -2035,7 +2054,7 @@
           <v:path o:extrusionok="f" gradientshapeok="t" o:connecttype="rect"/>
           <o:lock v:ext="edit" aspectratio="t"/>
         </v:shapetype>
-        <v:shape id="Picture 2" o:spid="_x0000_i1025" type="#_x0000_t75" style="width:60.5pt;height:36.3pt;visibility:visible">
+        <v:shape id="Picture 2" o:spid="_x0000_i1034" type="#_x0000_t75" style="width:60.5pt;height:36.3pt;visibility:visible">
           <v:imagedata r:id="rId1" o:title=""/>
         </v:shape>
       </w:pict>
@@ -4092,6 +4111,18 @@
     <w:unhideWhenUsed/>
     <w:rsid w:val="00E31669"/>
   </w:style>
+  <w:style w:type="character" w:styleId="UnresolvedMention">
+    <w:name w:val="Unresolved Mention"/>
+    <w:basedOn w:val="DefaultParagraphFont"/>
+    <w:uiPriority w:val="99"/>
+    <w:semiHidden/>
+    <w:unhideWhenUsed/>
+    <w:rsid w:val="003333B3"/>
+    <w:rPr>
+      <w:color w:val="605E5C"/>
+      <w:shd w:val="clear" w:color="auto" w:fill="E1DFDD"/>
+    </w:rPr>
+  </w:style>
 </w:styles>
 </file>
 
